--- a/IET_Communications_Submission/06_Submission_Checklist_IET_Communications.docx
+++ b/IET_Communications_Submission/06_Submission_Checklist_IET_Communications.docx
@@ -1212,7 +1212,7 @@
           <w:sz w:val="24"/>
           <w:szCs w:val="24"/>
         </w:rPr>
-        <w:t xml:space="preserve">Decide the supplementary route.</w:t>
+        <w:t>Decide the supplementary route. The Data Availability statement points to the public research archive (https://github.com/touhidsiddiqueeraj-bit/Is-Wireless-Security-Ready-for-the-AI-Era-) and to the uploaded Supplementary Material. IET Communications operates single-blind peer review, so no anonymized mirror is needed — confirm the archive link is live before submitting. If you prefer to upload Supplementary Material directly, assemble the complete archive first: the 07_Supplementary folder provides the classified corpus, bibliography, and analysis scripts, while the screening log and retrieval records come from the full research archive.</w:t>
       </w:r>
       <w:r>
         <w:rPr>
@@ -1223,7 +1223,6 @@
           <w:sz w:val="24"/>
           <w:szCs w:val="24"/>
         </w:rPr>
-        <w:t xml:space="preserve"> The Data Availability statement describes an anonymized supplementary archive mirrored on an anonymized hosting service; that mirror is the default route — confirm it is live before submitting. If you prefer to upload Supplementary Material directly, assemble the complete archive first: the 07_Supplementary folder provides the classified corpus, bibliography, and analysis scripts, while the screening log and retrieval records come from the full research archive.</w:t>
       </w:r>
     </w:p>
     <w:p>
